--- a/results/2026-06-26/report.docx
+++ b/results/2026-06-26/report.docx
@@ -181,7 +181,7 @@
                 <w:sz w:val="20"/>
                 <w:szCs w:val="20"/>
               </w:rPr>
-              <w:t xml:space="preserve">11 — 5 blocked / 0 degraded / 6 reachable</w:t>
+              <w:t xml:space="preserve">11 — 5 blocked / 2 degraded / 4 reachable</w:t>
             </w:r>
           </w:p>
           <w:p>
@@ -1743,7 +1743,7 @@
                 <w:sz w:val="19"/>
                 <w:szCs w:val="19"/>
               </w:rPr>
-              <w:t xml:space="preserve">Google Fonts</w:t>
+              <w:t xml:space="preserve">Adobe Fonts (Typekit)</w:t>
             </w:r>
           </w:p>
         </w:tc>
@@ -1827,7 +1827,7 @@
                 <w:sz w:val="19"/>
                 <w:szCs w:val="19"/>
               </w:rPr>
-              <w:t xml:space="preserve">fonts.googleapis.com</w:t>
+              <w:t xml:space="preserve">use.typekit.net</w:t>
             </w:r>
           </w:p>
         </w:tc>
@@ -1855,7 +1855,7 @@
                 <w:sz w:val="19"/>
                 <w:szCs w:val="19"/>
               </w:rPr>
-              <w:t xml:space="preserve">200</w:t>
+              <w:t xml:space="preserve">404</w:t>
             </w:r>
           </w:p>
         </w:tc>
@@ -1883,7 +1883,7 @@
                 <w:sz w:val="19"/>
                 <w:szCs w:val="19"/>
               </w:rPr>
-              <w:t xml:space="preserve">0.204</w:t>
+              <w:t xml:space="preserve">1.823</w:t>
             </w:r>
           </w:p>
         </w:tc>
@@ -1909,11 +1909,11 @@
               <w:rPr>
                 <w:b/>
                 <w:bCs/>
-                <w:color w:val="067647"/>
-                <w:sz w:val="19"/>
-                <w:szCs w:val="19"/>
-              </w:rPr>
-              <w:t xml:space="preserve">Reachable</w:t>
+                <w:color w:val="B54708"/>
+                <w:sz w:val="19"/>
+                <w:szCs w:val="19"/>
+              </w:rPr>
+              <w:t xml:space="preserve">Degraded</w:t>
             </w:r>
           </w:p>
         </w:tc>
@@ -1948,7 +1948,7 @@
                 <w:sz w:val="19"/>
                 <w:szCs w:val="19"/>
               </w:rPr>
-              <w:t xml:space="preserve">Material Symbols</w:t>
+              <w:t xml:space="preserve">Auth0</w:t>
             </w:r>
           </w:p>
         </w:tc>
@@ -2032,7 +2032,7 @@
                 <w:sz w:val="19"/>
                 <w:szCs w:val="19"/>
               </w:rPr>
-              <w:t xml:space="preserve">fonts.googleapis.com</w:t>
+              <w:t xml:space="preserve">cdn.auth0.com</w:t>
             </w:r>
           </w:p>
         </w:tc>
@@ -2088,7 +2088,7 @@
                 <w:sz w:val="19"/>
                 <w:szCs w:val="19"/>
               </w:rPr>
-              <w:t xml:space="preserve">0.213</w:t>
+              <w:t xml:space="preserve">1.076</w:t>
             </w:r>
           </w:p>
         </w:tc>
@@ -2114,11 +2114,11 @@
               <w:rPr>
                 <w:b/>
                 <w:bCs/>
-                <w:color w:val="067647"/>
-                <w:sz w:val="19"/>
-                <w:szCs w:val="19"/>
-              </w:rPr>
-              <w:t xml:space="preserve">Reachable</w:t>
+                <w:color w:val="B54708"/>
+                <w:sz w:val="19"/>
+                <w:szCs w:val="19"/>
+              </w:rPr>
+              <w:t xml:space="preserve">Degraded</w:t>
             </w:r>
           </w:p>
         </w:tc>
@@ -2153,7 +2153,7 @@
                 <w:sz w:val="19"/>
                 <w:szCs w:val="19"/>
               </w:rPr>
-              <w:t xml:space="preserve">Adobe Fonts (Typekit)</w:t>
+              <w:t xml:space="preserve">Google Fonts</w:t>
             </w:r>
           </w:p>
         </w:tc>
@@ -2237,7 +2237,7 @@
                 <w:sz w:val="19"/>
                 <w:szCs w:val="19"/>
               </w:rPr>
-              <w:t xml:space="preserve">use.typekit.net</w:t>
+              <w:t xml:space="preserve">fonts.googleapis.com</w:t>
             </w:r>
           </w:p>
         </w:tc>
@@ -2265,7 +2265,7 @@
                 <w:sz w:val="19"/>
                 <w:szCs w:val="19"/>
               </w:rPr>
-              <w:t xml:space="preserve">404</w:t>
+              <w:t xml:space="preserve">200</w:t>
             </w:r>
           </w:p>
         </w:tc>
@@ -2293,7 +2293,7 @@
                 <w:sz w:val="19"/>
                 <w:szCs w:val="19"/>
               </w:rPr>
-              <w:t xml:space="preserve">1.823</w:t>
+              <w:t xml:space="preserve">0.204</w:t>
             </w:r>
           </w:p>
         </w:tc>
@@ -2358,7 +2358,7 @@
                 <w:sz w:val="19"/>
                 <w:szCs w:val="19"/>
               </w:rPr>
-              <w:t xml:space="preserve">Auth0</w:t>
+              <w:t xml:space="preserve">Material Symbols</w:t>
             </w:r>
           </w:p>
         </w:tc>
@@ -2442,7 +2442,7 @@
                 <w:sz w:val="19"/>
                 <w:szCs w:val="19"/>
               </w:rPr>
-              <w:t xml:space="preserve">cdn.auth0.com</w:t>
+              <w:t xml:space="preserve">fonts.googleapis.com</w:t>
             </w:r>
           </w:p>
         </w:tc>
@@ -2498,7 +2498,7 @@
                 <w:sz w:val="19"/>
                 <w:szCs w:val="19"/>
               </w:rPr>
-              <w:t xml:space="preserve">1.076</w:t>
+              <w:t xml:space="preserve">0.213</w:t>
             </w:r>
           </w:p>
         </w:tc>
@@ -4162,7 +4162,7 @@
           <w:sz w:val="22"/>
           <w:szCs w:val="22"/>
         </w:rPr>
-        <w:t xml:space="preserve">本期共测 11 项：可达 6、降速 0、阻断 5。</w:t>
+        <w:t xml:space="preserve">本期共测 11 项：可达 4、降速 2、阻断 5。</w:t>
       </w:r>
     </w:p>
     <w:p>
